--- a/examples/motifs/doc/README.docx
+++ b/examples/motifs/doc/README.docx
@@ -10,7 +10,7 @@
         <w:t xml:space="preserve">Motifs — Examples Index</w:t>
       </w:r>
     </w:p>
-    <w:bookmarkStart w:id="30" w:name="motifs-examples-index"/>
+    <w:bookmarkStart w:id="32" w:name="motifs-examples-index"/>
     <w:p>
       <w:pPr>
         <w:pStyle w:val="Heading1"/>
@@ -36,110 +36,16 @@
         <w:t xml:space="preserve">/examples/motifs/</w:t>
       </w:r>
       <w:r>
-        <w:t xml:space="preserve">. The examples are useful for readers who want to see how Harbinger represents repeated subsequences, rare subsequences, and symbolic approximations through a common workflow.</w:t>
+        <w:t xml:space="preserve">. The examples are grouped by conceptual family so the reader can first understand Matrix Profile workflows, then symbolic ones, and finally discord-oriented analyses.</w:t>
       </w:r>
     </w:p>
+    <w:bookmarkStart w:id="25" w:name="matrix-profile-motifs"/>
     <w:p>
       <w:pPr>
-        <w:pStyle w:val="BodyText"/>
-      </w:pPr>
-      <w:r>
-        <w:t xml:space="preserve">The most approachable route is to start with</w:t>
-      </w:r>
-      <w:r>
-        <w:t xml:space="preserve"> </w:t>
-      </w:r>
-      <w:r>
-        <w:rPr>
-          <w:rStyle w:val="VerbatimChar"/>
-        </w:rPr>
-        <w:t xml:space="preserve">hmo_mp_stamp</w:t>
-      </w:r>
-      <w:r>
-        <w:t xml:space="preserve"> </w:t>
-      </w:r>
-      <w:r>
-        <w:t xml:space="preserve">for Matrix Profile intuition, then compare</w:t>
-      </w:r>
-      <w:r>
-        <w:t xml:space="preserve"> </w:t>
-      </w:r>
-      <w:r>
-        <w:rPr>
-          <w:rStyle w:val="VerbatimChar"/>
-        </w:rPr>
-        <w:t xml:space="preserve">hmo_mp_stomp</w:t>
-      </w:r>
-      <w:r>
-        <w:t xml:space="preserve"> </w:t>
-      </w:r>
-      <w:r>
-        <w:t xml:space="preserve">and</w:t>
-      </w:r>
-      <w:r>
-        <w:t xml:space="preserve"> </w:t>
-      </w:r>
-      <w:r>
-        <w:rPr>
-          <w:rStyle w:val="VerbatimChar"/>
-        </w:rPr>
-        <w:t xml:space="preserve">hmo_mp_scrimp</w:t>
-      </w:r>
-      <w:r>
-        <w:t xml:space="preserve">, and finally explore the symbolic methods</w:t>
-      </w:r>
-      <w:r>
-        <w:t xml:space="preserve"> </w:t>
-      </w:r>
-      <w:r>
-        <w:rPr>
-          <w:rStyle w:val="VerbatimChar"/>
-        </w:rPr>
-        <w:t xml:space="preserve">hmo_sax</w:t>
-      </w:r>
-      <w:r>
-        <w:t xml:space="preserve">,</w:t>
-      </w:r>
-      <w:r>
-        <w:t xml:space="preserve"> </w:t>
-      </w:r>
-      <w:r>
-        <w:rPr>
-          <w:rStyle w:val="VerbatimChar"/>
-        </w:rPr>
-        <w:t xml:space="preserve">hmo_xsax</w:t>
-      </w:r>
-      <w:r>
-        <w:t xml:space="preserve">, and</w:t>
-      </w:r>
-      <w:r>
-        <w:t xml:space="preserve"> </w:t>
-      </w:r>
-      <w:r>
-        <w:rPr>
-          <w:rStyle w:val="VerbatimChar"/>
-        </w:rPr>
-        <w:t xml:space="preserve">hdis_sax</w:t>
-      </w:r>
-      <w:r>
-        <w:t xml:space="preserve">.</w:t>
-      </w:r>
-    </w:p>
-    <w:p>
-      <w:pPr>
-        <w:pStyle w:val="BodyText"/>
-      </w:pPr>
-      <w:r>
-        <w:t xml:space="preserve">This directory contains example R Markdown notebooks for motif and discord discovery in Harbinger.</w:t>
-      </w:r>
-    </w:p>
-    <w:bookmarkStart w:id="29" w:name="examples"/>
-    <w:p>
-      <w:pPr>
         <w:pStyle w:val="Heading2"/>
       </w:pPr>
       <w:r>
-        <w:t xml:space="preserve">Examples</w:t>
+        <w:t xml:space="preserve">1. Matrix Profile motifs</w:t>
       </w:r>
     </w:p>
     <w:p>
@@ -155,14 +61,14 @@
           <w:rPr>
             <w:rStyle w:val="Hyperlink"/>
           </w:rPr>
-          <w:t xml:space="preserve">hdis_mp_stamp.md</w:t>
+          <w:t xml:space="preserve">01-matrix-profile-hmo_mp_stamp.md</w:t>
         </w:r>
       </w:hyperlink>
       <w:r>
         <w:t xml:space="preserve"> </w:t>
       </w:r>
       <w:r>
-        <w:t xml:space="preserve">— STOMP motif discovery: Matrix Profile-based discord discovery identifies rare subsequences whose nearest-neighbor distance is large.</w:t>
+        <w:t xml:space="preserve">— STAMP motif discovery.</w:t>
       </w:r>
     </w:p>
     <w:p>
@@ -178,14 +84,14 @@
           <w:rPr>
             <w:rStyle w:val="Hyperlink"/>
           </w:rPr>
-          <w:t xml:space="preserve">hdis_sax.md</w:t>
+          <w:t xml:space="preserve">02-matrix-profile-hmo_mp_stomp.md</w:t>
         </w:r>
       </w:hyperlink>
       <w:r>
         <w:t xml:space="preserve"> </w:t>
       </w:r>
       <w:r>
-        <w:t xml:space="preserve">— SAX motif discovery: SAX discretizes z-normalized subsequences into symbolic words; discords emerge as rare words or windows with large symbolic distance to their neighbors.</w:t>
+        <w:t xml:space="preserve">— STOMP motif discovery.</w:t>
       </w:r>
     </w:p>
     <w:p>
@@ -201,14 +107,14 @@
           <w:rPr>
             <w:rStyle w:val="Hyperlink"/>
           </w:rPr>
-          <w:t xml:space="preserve">hmo_mp_pmp.md</w:t>
+          <w:t xml:space="preserve">03-matrix-profile-hmo_mp_scrimp.md</w:t>
         </w:r>
       </w:hyperlink>
       <w:r>
         <w:t xml:space="preserve"> </w:t>
       </w:r>
       <w:r>
-        <w:t xml:space="preserve">— PMP motif discovery: PMP (Pan-Matrix Profile) unifies matrix profiles across multiple dimensions or parameters to expose motifs that persist under variations.</w:t>
+        <w:t xml:space="preserve">— SCRIMP motif discovery.</w:t>
       </w:r>
     </w:p>
     <w:p>
@@ -224,14 +130,14 @@
           <w:rPr>
             <w:rStyle w:val="Hyperlink"/>
           </w:rPr>
-          <w:t xml:space="preserve">hmo_mp_scrimp.md</w:t>
+          <w:t xml:space="preserve">04-matrix-profile-hmo_mp_pmp.md</w:t>
         </w:r>
       </w:hyperlink>
       <w:r>
         <w:t xml:space="preserve"> </w:t>
       </w:r>
       <w:r>
-        <w:t xml:space="preserve">— SCRIMP motif discovery: Matrix Profile methods compute nearest-neighbor distances for subsequences.</w:t>
+        <w:t xml:space="preserve">— PMP motif discovery.</w:t>
       </w:r>
     </w:p>
     <w:p>
@@ -247,14 +153,24 @@
           <w:rPr>
             <w:rStyle w:val="Hyperlink"/>
           </w:rPr>
-          <w:t xml:space="preserve">hmo_mp_stamp.md</w:t>
+          <w:t xml:space="preserve">05-matrix-profile-hmo_mp_valmod.md</w:t>
         </w:r>
       </w:hyperlink>
       <w:r>
         <w:t xml:space="preserve"> </w:t>
       </w:r>
       <w:r>
-        <w:t xml:space="preserve">— STAMP motif discovery: Matrix Profile methods compute, for each subsequence, the distance to its nearest neighbor subsequence, enabling efficient discovery of repeated patterns (motifs).</w:t>
+        <w:t xml:space="preserve">— VALMOD motif discovery.</w:t>
+      </w:r>
+    </w:p>
+    <w:bookmarkEnd w:id="25"/>
+    <w:bookmarkStart w:id="28" w:name="symbolic-motifs"/>
+    <w:p>
+      <w:pPr>
+        <w:pStyle w:val="Heading2"/>
+      </w:pPr>
+      <w:r>
+        <w:t xml:space="preserve">2. Symbolic motifs</w:t>
       </w:r>
     </w:p>
     <w:p>
@@ -262,30 +178,7 @@
         <w:pStyle w:val="Compact"/>
         <w:numPr>
           <w:ilvl w:val="0"/>
-          <w:numId w:val="1001"/>
-        </w:numPr>
-      </w:pPr>
-      <w:hyperlink r:id="rId25">
-        <w:r>
-          <w:rPr>
-            <w:rStyle w:val="Hyperlink"/>
-          </w:rPr>
-          <w:t xml:space="preserve">hmo_mp_stomp.md</w:t>
-        </w:r>
-      </w:hyperlink>
-      <w:r>
-        <w:t xml:space="preserve"> </w:t>
-      </w:r>
-      <w:r>
-        <w:t xml:space="preserve">— STOMP motif discovery: Matrix Profile methods compute, for each subsequence, the distance to its nearest neighbor subsequence.</w:t>
-      </w:r>
-    </w:p>
-    <w:p>
-      <w:pPr>
-        <w:pStyle w:val="Compact"/>
-        <w:numPr>
-          <w:ilvl w:val="0"/>
-          <w:numId w:val="1001"/>
+          <w:numId w:val="1002"/>
         </w:numPr>
       </w:pPr>
       <w:hyperlink r:id="rId26">
@@ -293,14 +186,14 @@
           <w:rPr>
             <w:rStyle w:val="Hyperlink"/>
           </w:rPr>
-          <w:t xml:space="preserve">hmo_mp_valmod.md</w:t>
+          <w:t xml:space="preserve">06-symbolic-hmo_sax.md</w:t>
         </w:r>
       </w:hyperlink>
       <w:r>
         <w:t xml:space="preserve"> </w:t>
       </w:r>
       <w:r>
-        <w:t xml:space="preserve">— VALMOD motif discovery: VALMOD maintains the Matrix Profile under streaming updates, enabling motif discovery in evolving series.</w:t>
+        <w:t xml:space="preserve">— SAX motif discovery.</w:t>
       </w:r>
     </w:p>
     <w:p>
@@ -308,7 +201,7 @@
         <w:pStyle w:val="Compact"/>
         <w:numPr>
           <w:ilvl w:val="0"/>
-          <w:numId w:val="1001"/>
+          <w:numId w:val="1002"/>
         </w:numPr>
       </w:pPr>
       <w:hyperlink r:id="rId27">
@@ -316,14 +209,24 @@
           <w:rPr>
             <w:rStyle w:val="Hyperlink"/>
           </w:rPr>
-          <w:t xml:space="preserve">hmo_sax.md</w:t>
+          <w:t xml:space="preserve">07-symbolic-hmo_xsax.md</w:t>
         </w:r>
       </w:hyperlink>
       <w:r>
         <w:t xml:space="preserve"> </w:t>
       </w:r>
       <w:r>
-        <w:t xml:space="preserve">— SAX motif discovery: SAX (Symbolic Aggregate approXimation) discretizes z-normalized subsequences into symbolic words using breakpoints derived from a Gaussian distribution.</w:t>
+        <w:t xml:space="preserve">— XSAX motif discovery.</w:t>
+      </w:r>
+    </w:p>
+    <w:bookmarkEnd w:id="28"/>
+    <w:bookmarkStart w:id="31" w:name="discord-oriented-analyses"/>
+    <w:p>
+      <w:pPr>
+        <w:pStyle w:val="Heading2"/>
+      </w:pPr>
+      <w:r>
+        <w:t xml:space="preserve">3. Discord-oriented analyses</w:t>
       </w:r>
     </w:p>
     <w:p>
@@ -331,26 +234,49 @@
         <w:pStyle w:val="Compact"/>
         <w:numPr>
           <w:ilvl w:val="0"/>
-          <w:numId w:val="1001"/>
+          <w:numId w:val="1003"/>
         </w:numPr>
       </w:pPr>
-      <w:hyperlink r:id="rId28">
+      <w:hyperlink r:id="rId29">
         <w:r>
           <w:rPr>
             <w:rStyle w:val="Hyperlink"/>
           </w:rPr>
-          <w:t xml:space="preserve">hmo_xsax.md</w:t>
+          <w:t xml:space="preserve">08-discord-hdis_mp_stamp.md</w:t>
         </w:r>
       </w:hyperlink>
       <w:r>
         <w:t xml:space="preserve"> </w:t>
       </w:r>
       <w:r>
-        <w:t xml:space="preserve">— XSAX motif discovery: XSAX extends SAX to a larger alphanumeric alphabet, allowing finer symbolic resolution.</w:t>
+        <w:t xml:space="preserve">— Matrix Profile-based discord discovery.</w:t>
       </w:r>
     </w:p>
-    <w:bookmarkEnd w:id="29"/>
-    <w:bookmarkEnd w:id="30"/>
+    <w:p>
+      <w:pPr>
+        <w:pStyle w:val="Compact"/>
+        <w:numPr>
+          <w:ilvl w:val="0"/>
+          <w:numId w:val="1003"/>
+        </w:numPr>
+      </w:pPr>
+      <w:hyperlink r:id="rId30">
+        <w:r>
+          <w:rPr>
+            <w:rStyle w:val="Hyperlink"/>
+          </w:rPr>
+          <w:t xml:space="preserve">09-discord-hdis_sax.md</w:t>
+        </w:r>
+      </w:hyperlink>
+      <w:r>
+        <w:t xml:space="preserve"> </w:t>
+      </w:r>
+      <w:r>
+        <w:t xml:space="preserve">— SAX-based discord discovery.</w:t>
+      </w:r>
+    </w:p>
+    <w:bookmarkEnd w:id="31"/>
+    <w:bookmarkEnd w:id="32"/>
     <w:sectPr>
       <w:footnotePr>
         <w:numRestart w:val="eachSect"/>
@@ -568,6 +494,12 @@
     <w:abstractNumId w:val="990"/>
   </w:num>
   <w:num w:numId="1001">
+    <w:abstractNumId w:val="991"/>
+  </w:num>
+  <w:num w:numId="1002">
+    <w:abstractNumId w:val="991"/>
+  </w:num>
+  <w:num w:numId="1003">
     <w:abstractNumId w:val="991"/>
   </w:num>
 </w:numbering>

--- a/examples/motifs/doc/README.docx
+++ b/examples/motifs/doc/README.docx
@@ -2,21 +2,13 @@
 <file path=word/document.xml><?xml version="1.0" encoding="utf-8"?>
 <w:document xmlns:w="http://schemas.openxmlformats.org/wordprocessingml/2006/main" xmlns:m="http://schemas.openxmlformats.org/officeDocument/2006/math" xmlns:r="http://schemas.openxmlformats.org/officeDocument/2006/relationships" xmlns:o="urn:schemas-microsoft-com:office:office" xmlns:v="urn:schemas-microsoft-com:vml" xmlns:w10="urn:schemas-microsoft-com:office:word" xmlns:a="http://schemas.openxmlformats.org/drawingml/2006/main" xmlns:pic="http://schemas.openxmlformats.org/drawingml/2006/picture" xmlns:wp="http://schemas.openxmlformats.org/drawingml/2006/wordprocessingDrawing">
   <w:body>
-    <w:p>
-      <w:pPr>
-        <w:pStyle w:val="Title"/>
-      </w:pPr>
-      <w:r>
-        <w:t xml:space="preserve">Motifs — Examples Index</w:t>
-      </w:r>
-    </w:p>
-    <w:bookmarkStart w:id="32" w:name="motifs-examples-index"/>
+    <w:bookmarkStart w:id="32" w:name="motif-and-discord-examples"/>
     <w:p>
       <w:pPr>
         <w:pStyle w:val="Heading1"/>
       </w:pPr>
       <w:r>
-        <w:t xml:space="preserve">Motifs — Examples Index</w:t>
+        <w:t xml:space="preserve">Motif and Discord Examples</w:t>
       </w:r>
     </w:p>
     <w:p>
@@ -24,28 +16,32 @@
         <w:pStyle w:val="FirstParagraph"/>
       </w:pPr>
       <w:r>
-        <w:t xml:space="preserve">This folder contains motif and discord discovery notebooks whose generated Markdown output should live in</w:t>
-      </w:r>
-      <w:r>
-        <w:t xml:space="preserve"> </w:t>
-      </w:r>
-      <w:r>
-        <w:rPr>
-          <w:rStyle w:val="VerbatimChar"/>
-        </w:rPr>
-        <w:t xml:space="preserve">/examples/motifs/</w:t>
-      </w:r>
-      <w:r>
-        <w:t xml:space="preserve">. The examples are grouped by conceptual family so the reader can first understand Matrix Profile workflows, then symbolic ones, and finally discord-oriented analyses.</w:t>
-      </w:r>
-    </w:p>
-    <w:bookmarkStart w:id="25" w:name="matrix-profile-motifs"/>
+        <w:t xml:space="preserve">This folder covers repeated subsequences and rare subsequences. It is best studied after the reader is already comfortable with the basic workflow, because motif methods often depend on choices such as window size and symbolic representation.</w:t>
+      </w:r>
+    </w:p>
+    <w:p>
+      <w:pPr>
+        <w:pStyle w:val="BodyText"/>
+      </w:pPr>
+      <w:r>
+        <w:t xml:space="preserve">The notebooks are grouped by conceptual family so the reader can separate Matrix Profile methods from symbolic ones before comparing their outputs. This makes the material less about memorizing algorithm names and more about understanding which representation of similarity is being used.</w:t>
+      </w:r>
+    </w:p>
+    <w:bookmarkStart w:id="25" w:name="matrix-profile"/>
     <w:p>
       <w:pPr>
         <w:pStyle w:val="Heading2"/>
       </w:pPr>
       <w:r>
-        <w:t xml:space="preserve">1. Matrix Profile motifs</w:t>
+        <w:t xml:space="preserve">Matrix Profile</w:t>
+      </w:r>
+    </w:p>
+    <w:p>
+      <w:pPr>
+        <w:pStyle w:val="FirstParagraph"/>
+      </w:pPr>
+      <w:r>
+        <w:t xml:space="preserve">Start here if the goal is to learn motif discovery from a distance-based subsequence perspective.</w:t>
       </w:r>
     </w:p>
     <w:p>
@@ -68,7 +64,19 @@
         <w:t xml:space="preserve"> </w:t>
       </w:r>
       <w:r>
-        <w:t xml:space="preserve">— STAMP motif discovery.</w:t>
+        <w:t xml:space="preserve">-</w:t>
+      </w:r>
+      <w:r>
+        <w:t xml:space="preserve"> </w:t>
+      </w:r>
+      <w:r>
+        <w:rPr>
+          <w:rStyle w:val="VerbatimChar"/>
+        </w:rPr>
+        <w:t xml:space="preserve">hmo_mp("stamp", ...)</w:t>
+      </w:r>
+      <w:r>
+        <w:t xml:space="preserve">: approximate Matrix Profile motif discovery.</w:t>
       </w:r>
     </w:p>
     <w:p>
@@ -91,7 +99,19 @@
         <w:t xml:space="preserve"> </w:t>
       </w:r>
       <w:r>
-        <w:t xml:space="preserve">— STOMP motif discovery.</w:t>
+        <w:t xml:space="preserve">-</w:t>
+      </w:r>
+      <w:r>
+        <w:t xml:space="preserve"> </w:t>
+      </w:r>
+      <w:r>
+        <w:rPr>
+          <w:rStyle w:val="VerbatimChar"/>
+        </w:rPr>
+        <w:t xml:space="preserve">hmo_mp("stomp", ...)</w:t>
+      </w:r>
+      <w:r>
+        <w:t xml:space="preserve">: exact Matrix Profile motif discovery with STOMP.</w:t>
       </w:r>
     </w:p>
     <w:p>
@@ -114,7 +134,19 @@
         <w:t xml:space="preserve"> </w:t>
       </w:r>
       <w:r>
-        <w:t xml:space="preserve">— SCRIMP motif discovery.</w:t>
+        <w:t xml:space="preserve">-</w:t>
+      </w:r>
+      <w:r>
+        <w:t xml:space="preserve"> </w:t>
+      </w:r>
+      <w:r>
+        <w:rPr>
+          <w:rStyle w:val="VerbatimChar"/>
+        </w:rPr>
+        <w:t xml:space="preserve">hmo_mp("scrimp", ...)</w:t>
+      </w:r>
+      <w:r>
+        <w:t xml:space="preserve">: anytime Matrix Profile workflow.</w:t>
       </w:r>
     </w:p>
     <w:p>
@@ -137,7 +169,19 @@
         <w:t xml:space="preserve"> </w:t>
       </w:r>
       <w:r>
-        <w:t xml:space="preserve">— PMP motif discovery.</w:t>
+        <w:t xml:space="preserve">-</w:t>
+      </w:r>
+      <w:r>
+        <w:t xml:space="preserve"> </w:t>
+      </w:r>
+      <w:r>
+        <w:rPr>
+          <w:rStyle w:val="VerbatimChar"/>
+        </w:rPr>
+        <w:t xml:space="preserve">hmo_mp("pmp", ...)</w:t>
+      </w:r>
+      <w:r>
+        <w:t xml:space="preserve">: Pan Matrix Profile for multiple window sizes.</w:t>
       </w:r>
     </w:p>
     <w:p>
@@ -160,17 +204,37 @@
         <w:t xml:space="preserve"> </w:t>
       </w:r>
       <w:r>
-        <w:t xml:space="preserve">— VALMOD motif discovery.</w:t>
+        <w:t xml:space="preserve">-</w:t>
+      </w:r>
+      <w:r>
+        <w:t xml:space="preserve"> </w:t>
+      </w:r>
+      <w:r>
+        <w:rPr>
+          <w:rStyle w:val="VerbatimChar"/>
+        </w:rPr>
+        <w:t xml:space="preserve">hmo_mp("valmod", ...)</w:t>
+      </w:r>
+      <w:r>
+        <w:t xml:space="preserve">: variable-length motif discovery.</w:t>
       </w:r>
     </w:p>
     <w:bookmarkEnd w:id="25"/>
-    <w:bookmarkStart w:id="28" w:name="symbolic-motifs"/>
+    <w:bookmarkStart w:id="28" w:name="symbolic-methods"/>
     <w:p>
       <w:pPr>
         <w:pStyle w:val="Heading2"/>
       </w:pPr>
       <w:r>
-        <w:t xml:space="preserve">2. Symbolic motifs</w:t>
+        <w:t xml:space="preserve">Symbolic Methods</w:t>
+      </w:r>
+    </w:p>
+    <w:p>
+      <w:pPr>
+        <w:pStyle w:val="FirstParagraph"/>
+      </w:pPr>
+      <w:r>
+        <w:t xml:space="preserve">Then move to symbolic methods, where repeated behavior is expressed through discretized patterns instead of direct numeric distance.</w:t>
       </w:r>
     </w:p>
     <w:p>
@@ -193,7 +257,19 @@
         <w:t xml:space="preserve"> </w:t>
       </w:r>
       <w:r>
-        <w:t xml:space="preserve">— SAX motif discovery.</w:t>
+        <w:t xml:space="preserve">-</w:t>
+      </w:r>
+      <w:r>
+        <w:t xml:space="preserve"> </w:t>
+      </w:r>
+      <w:r>
+        <w:rPr>
+          <w:rStyle w:val="VerbatimChar"/>
+        </w:rPr>
+        <w:t xml:space="preserve">hmo_sax()</w:t>
+      </w:r>
+      <w:r>
+        <w:t xml:space="preserve">: motif discovery over SAX codes.</w:t>
       </w:r>
     </w:p>
     <w:p>
@@ -216,17 +292,37 @@
         <w:t xml:space="preserve"> </w:t>
       </w:r>
       <w:r>
-        <w:t xml:space="preserve">— XSAX motif discovery.</w:t>
+        <w:t xml:space="preserve">-</w:t>
+      </w:r>
+      <w:r>
+        <w:t xml:space="preserve"> </w:t>
+      </w:r>
+      <w:r>
+        <w:rPr>
+          <w:rStyle w:val="VerbatimChar"/>
+        </w:rPr>
+        <w:t xml:space="preserve">hmo_xsax()</w:t>
+      </w:r>
+      <w:r>
+        <w:t xml:space="preserve">: motif discovery over XSAX codes.</w:t>
       </w:r>
     </w:p>
     <w:bookmarkEnd w:id="28"/>
-    <w:bookmarkStart w:id="31" w:name="discord-oriented-analyses"/>
+    <w:bookmarkStart w:id="31" w:name="discord-analysis"/>
     <w:p>
       <w:pPr>
         <w:pStyle w:val="Heading2"/>
       </w:pPr>
       <w:r>
-        <w:t xml:space="preserve">3. Discord-oriented analyses</w:t>
+        <w:t xml:space="preserve">Discord Analysis</w:t>
+      </w:r>
+    </w:p>
+    <w:p>
+      <w:pPr>
+        <w:pStyle w:val="FirstParagraph"/>
+      </w:pPr>
+      <w:r>
+        <w:t xml:space="preserve">Finish with discords, because these notebooks invert the question: instead of asking what repeats, they ask which subsequences are unusually different from the rest.</w:t>
       </w:r>
     </w:p>
     <w:p>
@@ -249,7 +345,7 @@
         <w:t xml:space="preserve"> </w:t>
       </w:r>
       <w:r>
-        <w:t xml:space="preserve">— Matrix Profile-based discord discovery.</w:t>
+        <w:t xml:space="preserve">- discord discovery with Matrix Profile.</w:t>
       </w:r>
     </w:p>
     <w:p>
@@ -272,7 +368,7 @@
         <w:t xml:space="preserve"> </w:t>
       </w:r>
       <w:r>
-        <w:t xml:space="preserve">— SAX-based discord discovery.</w:t>
+        <w:t xml:space="preserve">- discord discovery with symbolic discretization.</w:t>
       </w:r>
     </w:p>
     <w:bookmarkEnd w:id="31"/>

--- a/examples/motifs/doc/README.docx
+++ b/examples/motifs/doc/README.docx
@@ -2,7 +2,7 @@
 <file path=word/document.xml><?xml version="1.0" encoding="utf-8"?>
 <w:document xmlns:w="http://schemas.openxmlformats.org/wordprocessingml/2006/main" xmlns:m="http://schemas.openxmlformats.org/officeDocument/2006/math" xmlns:r="http://schemas.openxmlformats.org/officeDocument/2006/relationships" xmlns:o="urn:schemas-microsoft-com:office:office" xmlns:v="urn:schemas-microsoft-com:vml" xmlns:w10="urn:schemas-microsoft-com:office:word" xmlns:a="http://schemas.openxmlformats.org/drawingml/2006/main" xmlns:pic="http://schemas.openxmlformats.org/drawingml/2006/picture" xmlns:wp="http://schemas.openxmlformats.org/drawingml/2006/wordprocessingDrawing">
   <w:body>
-    <w:bookmarkStart w:id="32" w:name="motif-and-discord-examples"/>
+    <w:bookmarkStart w:id="21" w:name="motif-and-discord-examples"/>
     <w:p>
       <w:pPr>
         <w:pStyle w:val="Heading1"/>
@@ -27,7 +27,7 @@
         <w:t xml:space="preserve">The notebooks are grouped by conceptual family so the reader can separate Matrix Profile methods from symbolic ones before comparing their outputs. This makes the material less about memorizing algorithm names and more about understanding which representation of similarity is being used.</w:t>
       </w:r>
     </w:p>
-    <w:bookmarkStart w:id="25" w:name="matrix-profile"/>
+    <w:bookmarkStart w:id="14" w:name="matrix-profile"/>
     <w:p>
       <w:pPr>
         <w:pStyle w:val="Heading2"/>
@@ -52,7 +52,7 @@
           <w:numId w:val="1001"/>
         </w:numPr>
       </w:pPr>
-      <w:hyperlink r:id="rId20">
+      <w:hyperlink r:id="rId9">
         <w:r>
           <w:rPr>
             <w:rStyle w:val="Hyperlink"/>
@@ -87,7 +87,7 @@
           <w:numId w:val="1001"/>
         </w:numPr>
       </w:pPr>
-      <w:hyperlink r:id="rId21">
+      <w:hyperlink r:id="rId10">
         <w:r>
           <w:rPr>
             <w:rStyle w:val="Hyperlink"/>
@@ -122,7 +122,7 @@
           <w:numId w:val="1001"/>
         </w:numPr>
       </w:pPr>
-      <w:hyperlink r:id="rId22">
+      <w:hyperlink r:id="rId11">
         <w:r>
           <w:rPr>
             <w:rStyle w:val="Hyperlink"/>
@@ -157,7 +157,7 @@
           <w:numId w:val="1001"/>
         </w:numPr>
       </w:pPr>
-      <w:hyperlink r:id="rId23">
+      <w:hyperlink r:id="rId12">
         <w:r>
           <w:rPr>
             <w:rStyle w:val="Hyperlink"/>
@@ -192,7 +192,7 @@
           <w:numId w:val="1001"/>
         </w:numPr>
       </w:pPr>
-      <w:hyperlink r:id="rId24">
+      <w:hyperlink r:id="rId13">
         <w:r>
           <w:rPr>
             <w:rStyle w:val="Hyperlink"/>
@@ -219,8 +219,8 @@
         <w:t xml:space="preserve">: variable-length motif discovery.</w:t>
       </w:r>
     </w:p>
-    <w:bookmarkEnd w:id="25"/>
-    <w:bookmarkStart w:id="28" w:name="symbolic-methods"/>
+    <w:bookmarkEnd w:id="14"/>
+    <w:bookmarkStart w:id="17" w:name="symbolic-methods"/>
     <w:p>
       <w:pPr>
         <w:pStyle w:val="Heading2"/>
@@ -245,7 +245,7 @@
           <w:numId w:val="1002"/>
         </w:numPr>
       </w:pPr>
-      <w:hyperlink r:id="rId26">
+      <w:hyperlink r:id="rId15">
         <w:r>
           <w:rPr>
             <w:rStyle w:val="Hyperlink"/>
@@ -280,7 +280,7 @@
           <w:numId w:val="1002"/>
         </w:numPr>
       </w:pPr>
-      <w:hyperlink r:id="rId27">
+      <w:hyperlink r:id="rId16">
         <w:r>
           <w:rPr>
             <w:rStyle w:val="Hyperlink"/>
@@ -307,8 +307,8 @@
         <w:t xml:space="preserve">: motif discovery over XSAX codes.</w:t>
       </w:r>
     </w:p>
-    <w:bookmarkEnd w:id="28"/>
-    <w:bookmarkStart w:id="31" w:name="discord-analysis"/>
+    <w:bookmarkEnd w:id="17"/>
+    <w:bookmarkStart w:id="20" w:name="discord-analysis"/>
     <w:p>
       <w:pPr>
         <w:pStyle w:val="Heading2"/>
@@ -333,7 +333,7 @@
           <w:numId w:val="1003"/>
         </w:numPr>
       </w:pPr>
-      <w:hyperlink r:id="rId29">
+      <w:hyperlink r:id="rId18">
         <w:r>
           <w:rPr>
             <w:rStyle w:val="Hyperlink"/>
@@ -356,7 +356,7 @@
           <w:numId w:val="1003"/>
         </w:numPr>
       </w:pPr>
-      <w:hyperlink r:id="rId30">
+      <w:hyperlink r:id="rId19">
         <w:r>
           <w:rPr>
             <w:rStyle w:val="Hyperlink"/>
@@ -371,8 +371,8 @@
         <w:t xml:space="preserve">- discord discovery with symbolic discretization.</w:t>
       </w:r>
     </w:p>
-    <w:bookmarkEnd w:id="31"/>
-    <w:bookmarkEnd w:id="32"/>
+    <w:bookmarkEnd w:id="20"/>
+    <w:bookmarkEnd w:id="21"/>
     <w:sectPr>
       <w:footnotePr>
         <w:numRestart w:val="eachSect"/>
@@ -606,10 +606,10 @@
   <w:docDefaults>
     <w:rPrDefault>
       <w:rPr>
-        <w:rFonts w:asciiTheme="minorHAnsi" w:cstheme="minorBidi" w:eastAsiaTheme="minorHAnsi" w:hAnsiTheme="minorHAnsi"/>
+        <w:rFonts w:asciiTheme="minorHAnsi" w:cstheme="minorBidi" w:eastAsiaTheme="minorEastAsia" w:hAnsiTheme="minorHAnsi"/>
         <w:sz w:val="24"/>
         <w:szCs w:val="24"/>
-        <w:lang w:bidi="ar-SA" w:eastAsia="en-US" w:val="en-US"/>
+        <w:lang w:bidi="ar-SA" w:eastAsia="zh-CN" w:val="en-US"/>
       </w:rPr>
     </w:rPrDefault>
     <w:pPrDefault>
@@ -1150,13 +1150,6 @@
       </w:tblCellMar>
     </w:tblPr>
     <w:tblStylePr w:type="firstRow">
-      <w:tblPr>
-        <w:jc w:val="left"/>
-        <w:tblInd w:type="dxa" w:w="0"/>
-      </w:tblPr>
-      <w:trPr>
-        <w:jc w:val="left"/>
-      </w:trPr>
       <w:tcPr>
         <w:tcBorders>
           <w:bottom w:val="single"/>
